--- a/OCE-Accounting-Domain-Overview.docx
+++ b/OCE-Accounting-Domain-Overview.docx
@@ -77,7 +77,7 @@
     <w:sdt>
       <w:sdtPr>
         <w:alias w:val="Contents"/>
-        <w:id w:val="-161708542"/>
+        <w:id w:val="-1767385131"/>
       </w:sdtPr>
       <w:sdtEndPr/>
       <w:sdtContent>
@@ -106,7 +106,7 @@
           <w:r>
             <w:fldChar w:fldCharType="separate"/>
           </w:r>
-          <w:hyperlink w:anchor="_Toc238663645" w:history="1">
+          <w:hyperlink w:anchor="_Toc238812517" w:history="1">
             <w:r>
               <w:rPr>
                 <w:rStyle w:val="Hyperlink"/>
@@ -130,7 +130,7 @@
               <w:rPr>
                 <w:noProof/>
               </w:rPr>
-              <w:instrText xml:space="preserve"> PAGEREF _Toc238663645 \h </w:instrText>
+              <w:instrText xml:space="preserve"> PAGEREF _Toc238812517 \h </w:instrText>
             </w:r>
             <w:r>
               <w:rPr>
@@ -173,7 +173,7 @@
               <w14:ligatures w14:val="standardContextual"/>
             </w:rPr>
           </w:pPr>
-          <w:hyperlink w:anchor="_Toc238663646" w:history="1">
+          <w:hyperlink w:anchor="_Toc238812518" w:history="1">
             <w:r>
               <w:rPr>
                 <w:rStyle w:val="Hyperlink"/>
@@ -197,7 +197,7 @@
               <w:rPr>
                 <w:noProof/>
               </w:rPr>
-              <w:instrText xml:space="preserve"> PAGEREF _Toc238663646 \h </w:instrText>
+              <w:instrText xml:space="preserve"> PAGEREF _Toc238812518 \h </w:instrText>
             </w:r>
             <w:r>
               <w:rPr>
@@ -240,7 +240,7 @@
               <w14:ligatures w14:val="standardContextual"/>
             </w:rPr>
           </w:pPr>
-          <w:hyperlink w:anchor="_Toc238663647" w:history="1">
+          <w:hyperlink w:anchor="_Toc238812519" w:history="1">
             <w:r>
               <w:rPr>
                 <w:rStyle w:val="Hyperlink"/>
@@ -264,7 +264,7 @@
               <w:rPr>
                 <w:noProof/>
               </w:rPr>
-              <w:instrText xml:space="preserve"> PAGEREF _Toc238663647 \h </w:instrText>
+              <w:instrText xml:space="preserve"> PAGEREF _Toc238812519 \h </w:instrText>
             </w:r>
             <w:r>
               <w:rPr>
@@ -282,6 +282,73 @@
                 <w:noProof/>
               </w:rPr>
               <w:t>2</w:t>
+            </w:r>
+            <w:r>
+              <w:rPr>
+                <w:noProof/>
+              </w:rPr>
+              <w:fldChar w:fldCharType="end"/>
+            </w:r>
+          </w:hyperlink>
+        </w:p>
+        <w:p>
+          <w:pPr>
+            <w:pStyle w:val="TOC2"/>
+            <w:tabs>
+              <w:tab w:val="right" w:leader="dot" w:pos="9870"/>
+            </w:tabs>
+            <w:rPr>
+              <w:rFonts w:asciiTheme="minorHAnsi" w:eastAsiaTheme="minorEastAsia" w:hAnsiTheme="minorHAnsi" w:cstheme="minorBidi"/>
+              <w:noProof/>
+              <w:color w:val="auto"/>
+              <w:kern w:val="2"/>
+              <w:sz w:val="24"/>
+              <w:szCs w:val="24"/>
+              <w14:ligatures w14:val="standardContextual"/>
+            </w:rPr>
+          </w:pPr>
+          <w:hyperlink w:anchor="_Toc238812520" w:history="1">
+            <w:r>
+              <w:rPr>
+                <w:rStyle w:val="Hyperlink"/>
+                <w:noProof/>
+              </w:rPr>
+              <w:t>Account resolution — branches and overrides</w:t>
+            </w:r>
+            <w:r>
+              <w:rPr>
+                <w:noProof/>
+              </w:rPr>
+              <w:tab/>
+            </w:r>
+            <w:r>
+              <w:rPr>
+                <w:noProof/>
+              </w:rPr>
+              <w:fldChar w:fldCharType="begin"/>
+            </w:r>
+            <w:r>
+              <w:rPr>
+                <w:noProof/>
+              </w:rPr>
+              <w:instrText xml:space="preserve"> PAGEREF _Toc238812520 \h </w:instrText>
+            </w:r>
+            <w:r>
+              <w:rPr>
+                <w:noProof/>
+              </w:rPr>
+            </w:r>
+            <w:r>
+              <w:rPr>
+                <w:noProof/>
+              </w:rPr>
+              <w:fldChar w:fldCharType="separate"/>
+            </w:r>
+            <w:r>
+              <w:rPr>
+                <w:noProof/>
+              </w:rPr>
+              <w:t>3</w:t>
             </w:r>
             <w:r>
               <w:rPr>
@@ -307,7 +374,7 @@
               <w14:ligatures w14:val="standardContextual"/>
             </w:rPr>
           </w:pPr>
-          <w:hyperlink w:anchor="_Toc238663648" w:history="1">
+          <w:hyperlink w:anchor="_Toc238812521" w:history="1">
             <w:r>
               <w:rPr>
                 <w:rStyle w:val="Hyperlink"/>
@@ -331,7 +398,7 @@
               <w:rPr>
                 <w:noProof/>
               </w:rPr>
-              <w:instrText xml:space="preserve"> PAGEREF _Toc238663648 \h </w:instrText>
+              <w:instrText xml:space="preserve"> PAGEREF _Toc238812521 \h </w:instrText>
             </w:r>
             <w:r>
               <w:rPr>
@@ -374,7 +441,7 @@
               <w14:ligatures w14:val="standardContextual"/>
             </w:rPr>
           </w:pPr>
-          <w:hyperlink w:anchor="_Toc238663649" w:history="1">
+          <w:hyperlink w:anchor="_Toc238812522" w:history="1">
             <w:r>
               <w:rPr>
                 <w:rStyle w:val="Hyperlink"/>
@@ -398,7 +465,7 @@
               <w:rPr>
                 <w:noProof/>
               </w:rPr>
-              <w:instrText xml:space="preserve"> PAGEREF _Toc238663649 \h </w:instrText>
+              <w:instrText xml:space="preserve"> PAGEREF _Toc238812522 \h </w:instrText>
             </w:r>
             <w:r>
               <w:rPr>
@@ -441,7 +508,7 @@
               <w14:ligatures w14:val="standardContextual"/>
             </w:rPr>
           </w:pPr>
-          <w:hyperlink w:anchor="_Toc238663650" w:history="1">
+          <w:hyperlink w:anchor="_Toc238812523" w:history="1">
             <w:r>
               <w:rPr>
                 <w:rStyle w:val="Hyperlink"/>
@@ -465,7 +532,7 @@
               <w:rPr>
                 <w:noProof/>
               </w:rPr>
-              <w:instrText xml:space="preserve"> PAGEREF _Toc238663650 \h </w:instrText>
+              <w:instrText xml:space="preserve"> PAGEREF _Toc238812523 \h </w:instrText>
             </w:r>
             <w:r>
               <w:rPr>
@@ -508,7 +575,7 @@
               <w14:ligatures w14:val="standardContextual"/>
             </w:rPr>
           </w:pPr>
-          <w:hyperlink w:anchor="_Toc238663651" w:history="1">
+          <w:hyperlink w:anchor="_Toc238812524" w:history="1">
             <w:r>
               <w:rPr>
                 <w:rStyle w:val="Hyperlink"/>
@@ -532,7 +599,7 @@
               <w:rPr>
                 <w:noProof/>
               </w:rPr>
-              <w:instrText xml:space="preserve"> PAGEREF _Toc238663651 \h </w:instrText>
+              <w:instrText xml:space="preserve"> PAGEREF _Toc238812524 \h </w:instrText>
             </w:r>
             <w:r>
               <w:rPr>
@@ -575,7 +642,7 @@
               <w14:ligatures w14:val="standardContextual"/>
             </w:rPr>
           </w:pPr>
-          <w:hyperlink w:anchor="_Toc238663652" w:history="1">
+          <w:hyperlink w:anchor="_Toc238812525" w:history="1">
             <w:r>
               <w:rPr>
                 <w:rStyle w:val="Hyperlink"/>
@@ -599,7 +666,7 @@
               <w:rPr>
                 <w:noProof/>
               </w:rPr>
-              <w:instrText xml:space="preserve"> PAGEREF _Toc238663652 \h </w:instrText>
+              <w:instrText xml:space="preserve"> PAGEREF _Toc238812525 \h </w:instrText>
             </w:r>
             <w:r>
               <w:rPr>
@@ -642,7 +709,7 @@
               <w14:ligatures w14:val="standardContextual"/>
             </w:rPr>
           </w:pPr>
-          <w:hyperlink w:anchor="_Toc238663653" w:history="1">
+          <w:hyperlink w:anchor="_Toc238812526" w:history="1">
             <w:r>
               <w:rPr>
                 <w:rStyle w:val="Hyperlink"/>
@@ -666,7 +733,7 @@
               <w:rPr>
                 <w:noProof/>
               </w:rPr>
-              <w:instrText xml:space="preserve"> PAGEREF _Toc238663653 \h </w:instrText>
+              <w:instrText xml:space="preserve"> PAGEREF _Toc238812526 \h </w:instrText>
             </w:r>
             <w:r>
               <w:rPr>
@@ -709,7 +776,7 @@
               <w14:ligatures w14:val="standardContextual"/>
             </w:rPr>
           </w:pPr>
-          <w:hyperlink w:anchor="_Toc238663654" w:history="1">
+          <w:hyperlink w:anchor="_Toc238812527" w:history="1">
             <w:r>
               <w:rPr>
                 <w:rStyle w:val="Hyperlink"/>
@@ -733,7 +800,7 @@
               <w:rPr>
                 <w:noProof/>
               </w:rPr>
-              <w:instrText xml:space="preserve"> PAGEREF _Toc238663654 \h </w:instrText>
+              <w:instrText xml:space="preserve"> PAGEREF _Toc238812527 \h </w:instrText>
             </w:r>
             <w:r>
               <w:rPr>
@@ -776,7 +843,7 @@
               <w14:ligatures w14:val="standardContextual"/>
             </w:rPr>
           </w:pPr>
-          <w:hyperlink w:anchor="_Toc238663655" w:history="1">
+          <w:hyperlink w:anchor="_Toc238812528" w:history="1">
             <w:r>
               <w:rPr>
                 <w:rStyle w:val="Hyperlink"/>
@@ -800,7 +867,7 @@
               <w:rPr>
                 <w:noProof/>
               </w:rPr>
-              <w:instrText xml:space="preserve"> PAGEREF _Toc238663655 \h </w:instrText>
+              <w:instrText xml:space="preserve"> PAGEREF _Toc238812528 \h </w:instrText>
             </w:r>
             <w:r>
               <w:rPr>
@@ -843,7 +910,7 @@
               <w14:ligatures w14:val="standardContextual"/>
             </w:rPr>
           </w:pPr>
-          <w:hyperlink w:anchor="_Toc238663656" w:history="1">
+          <w:hyperlink w:anchor="_Toc238812529" w:history="1">
             <w:r>
               <w:rPr>
                 <w:rStyle w:val="Hyperlink"/>
@@ -867,7 +934,7 @@
               <w:rPr>
                 <w:noProof/>
               </w:rPr>
-              <w:instrText xml:space="preserve"> PAGEREF _Toc238663656 \h </w:instrText>
+              <w:instrText xml:space="preserve"> PAGEREF _Toc238812529 \h </w:instrText>
             </w:r>
             <w:r>
               <w:rPr>
@@ -910,7 +977,7 @@
               <w14:ligatures w14:val="standardContextual"/>
             </w:rPr>
           </w:pPr>
-          <w:hyperlink w:anchor="_Toc238663657" w:history="1">
+          <w:hyperlink w:anchor="_Toc238812530" w:history="1">
             <w:r>
               <w:rPr>
                 <w:rStyle w:val="Hyperlink"/>
@@ -934,7 +1001,7 @@
               <w:rPr>
                 <w:noProof/>
               </w:rPr>
-              <w:instrText xml:space="preserve"> PAGEREF _Toc238663657 \h </w:instrText>
+              <w:instrText xml:space="preserve"> PAGEREF _Toc238812530 \h </w:instrText>
             </w:r>
             <w:r>
               <w:rPr>
@@ -977,7 +1044,7 @@
               <w14:ligatures w14:val="standardContextual"/>
             </w:rPr>
           </w:pPr>
-          <w:hyperlink w:anchor="_Toc238663658" w:history="1">
+          <w:hyperlink w:anchor="_Toc238812531" w:history="1">
             <w:r>
               <w:rPr>
                 <w:rStyle w:val="Hyperlink"/>
@@ -1001,7 +1068,7 @@
               <w:rPr>
                 <w:noProof/>
               </w:rPr>
-              <w:instrText xml:space="preserve"> PAGEREF _Toc238663658 \h </w:instrText>
+              <w:instrText xml:space="preserve"> PAGEREF _Toc238812531 \h </w:instrText>
             </w:r>
             <w:r>
               <w:rPr>
@@ -1044,7 +1111,7 @@
               <w14:ligatures w14:val="standardContextual"/>
             </w:rPr>
           </w:pPr>
-          <w:hyperlink w:anchor="_Toc238663659" w:history="1">
+          <w:hyperlink w:anchor="_Toc238812532" w:history="1">
             <w:r>
               <w:rPr>
                 <w:rStyle w:val="Hyperlink"/>
@@ -1068,7 +1135,7 @@
               <w:rPr>
                 <w:noProof/>
               </w:rPr>
-              <w:instrText xml:space="preserve"> PAGEREF _Toc238663659 \h </w:instrText>
+              <w:instrText xml:space="preserve"> PAGEREF _Toc238812532 \h </w:instrText>
             </w:r>
             <w:r>
               <w:rPr>
@@ -1111,7 +1178,7 @@
               <w14:ligatures w14:val="standardContextual"/>
             </w:rPr>
           </w:pPr>
-          <w:hyperlink w:anchor="_Toc238663660" w:history="1">
+          <w:hyperlink w:anchor="_Toc238812533" w:history="1">
             <w:r>
               <w:rPr>
                 <w:rStyle w:val="Hyperlink"/>
@@ -1135,7 +1202,7 @@
               <w:rPr>
                 <w:noProof/>
               </w:rPr>
-              <w:instrText xml:space="preserve"> PAGEREF _Toc238663660 \h </w:instrText>
+              <w:instrText xml:space="preserve"> PAGEREF _Toc238812533 \h </w:instrText>
             </w:r>
             <w:r>
               <w:rPr>
@@ -1178,7 +1245,7 @@
               <w14:ligatures w14:val="standardContextual"/>
             </w:rPr>
           </w:pPr>
-          <w:hyperlink w:anchor="_Toc238663661" w:history="1">
+          <w:hyperlink w:anchor="_Toc238812534" w:history="1">
             <w:r>
               <w:rPr>
                 <w:rStyle w:val="Hyperlink"/>
@@ -1202,7 +1269,7 @@
               <w:rPr>
                 <w:noProof/>
               </w:rPr>
-              <w:instrText xml:space="preserve"> PAGEREF _Toc238663661 \h </w:instrText>
+              <w:instrText xml:space="preserve"> PAGEREF _Toc238812534 \h </w:instrText>
             </w:r>
             <w:r>
               <w:rPr>
@@ -1245,7 +1312,7 @@
               <w14:ligatures w14:val="standardContextual"/>
             </w:rPr>
           </w:pPr>
-          <w:hyperlink w:anchor="_Toc238663662" w:history="1">
+          <w:hyperlink w:anchor="_Toc238812535" w:history="1">
             <w:r>
               <w:rPr>
                 <w:rStyle w:val="Hyperlink"/>
@@ -1269,7 +1336,7 @@
               <w:rPr>
                 <w:noProof/>
               </w:rPr>
-              <w:instrText xml:space="preserve"> PAGEREF _Toc238663662 \h </w:instrText>
+              <w:instrText xml:space="preserve"> PAGEREF _Toc238812535 \h </w:instrText>
             </w:r>
             <w:r>
               <w:rPr>
@@ -1312,7 +1379,7 @@
               <w14:ligatures w14:val="standardContextual"/>
             </w:rPr>
           </w:pPr>
-          <w:hyperlink w:anchor="_Toc238663663" w:history="1">
+          <w:hyperlink w:anchor="_Toc238812536" w:history="1">
             <w:r>
               <w:rPr>
                 <w:rStyle w:val="Hyperlink"/>
@@ -1336,7 +1403,7 @@
               <w:rPr>
                 <w:noProof/>
               </w:rPr>
-              <w:instrText xml:space="preserve"> PAGEREF _Toc238663663 \h </w:instrText>
+              <w:instrText xml:space="preserve"> PAGEREF _Toc238812536 \h </w:instrText>
             </w:r>
             <w:r>
               <w:rPr>
@@ -1380,7 +1447,7 @@
         <w:pStyle w:val="Heading1"/>
         <w:spacing w:before="300" w:after="120"/>
       </w:pPr>
-      <w:bookmarkStart w:id="0" w:name="_Toc238663645"/>
+      <w:bookmarkStart w:id="0" w:name="_Toc238812517"/>
       <w:r>
         <w:lastRenderedPageBreak/>
         <w:t>1. What the application is</w:t>
@@ -1433,7 +1500,7 @@
         <w:pStyle w:val="Heading1"/>
         <w:spacing w:before="300" w:after="120"/>
       </w:pPr>
-      <w:bookmarkStart w:id="1" w:name="_Toc238663646"/>
+      <w:bookmarkStart w:id="1" w:name="_Toc238812518"/>
       <w:r>
         <w:t>2. The building blocks (configuration)</w:t>
       </w:r>
@@ -1552,7 +1619,7 @@
         <w:pStyle w:val="Heading1"/>
         <w:spacing w:before="300" w:after="120"/>
       </w:pPr>
-      <w:bookmarkStart w:id="2" w:name="_Toc238663647"/>
+      <w:bookmarkStart w:id="2" w:name="_Toc238812519"/>
       <w:r>
         <w:t>3. The booking engine — message to journal</w:t>
       </w:r>
@@ -1697,150 +1764,32 @@
       </w:r>
     </w:p>
     <w:p>
-      <w:r>
-        <w:lastRenderedPageBreak/>
-        <w:br w:type="page"/>
-      </w:r>
-    </w:p>
-    <w:p>
-      <w:pPr>
-        <w:pStyle w:val="Heading1"/>
-        <w:spacing w:before="300" w:after="120"/>
-      </w:pPr>
-      <w:bookmarkStart w:id="3" w:name="_Toc238663648"/>
-      <w:r>
-        <w:lastRenderedPageBreak/>
-        <w:t>4. Business processes (the agreement lifecycle)</w:t>
-      </w:r>
-      <w:bookmarkEnd w:id="3"/>
-    </w:p>
-    <w:p>
       <w:pPr>
         <w:pStyle w:val="Heading2"/>
         <w:spacing w:before="220"/>
       </w:pPr>
-      <w:bookmarkStart w:id="4" w:name="_Toc238663649"/>
-      <w:r>
-        <w:t>4.1 Activation &amp; the recognition plan</w:t>
-      </w:r>
-      <w:bookmarkEnd w:id="4"/>
+      <w:bookmarkStart w:id="3" w:name="_Toc238812520"/>
+      <w:r>
+        <w:lastRenderedPageBreak/>
+        <w:t>Account resolution — branches and overrides</w:t>
+      </w:r>
+      <w:bookmarkEnd w:id="3"/>
     </w:p>
     <w:p>
       <w:pPr>
         <w:spacing w:after="120" w:line="276" w:lineRule="auto"/>
       </w:pPr>
       <w:r>
-        <w:t>At activation the agreement domain sends the opening amounts (fixed asset value, deposit, total plan rent/amortization/interest) and the recognition plan — the per-period earning schedule for each line (one line = one asset), split into a Rent (amortization) and Interest component. The accounting domain books the activation and adopts the plan as its read-model for monthly recognition.</w:t>
-      </w:r>
-    </w:p>
-    <w:p>
-      <w:pPr>
-        <w:pStyle w:val="Heading2"/>
-        <w:spacing w:before="220"/>
-      </w:pPr>
-      <w:bookmarkStart w:id="5" w:name="_Toc238663650"/>
-      <w:r>
-        <w:t>4.2 Invoicing</w:t>
-      </w:r>
-      <w:bookmarkEnd w:id="5"/>
+        <w:t>A formula resolves its account as a small decision tree, not a flat list of rules. This is what lets one formula route the same amount to different accounts by Accounting Type, Product, Amount Code and so on — without listing every combination.</w:t>
+      </w:r>
     </w:p>
     <w:p>
       <w:pPr>
         <w:spacing w:after="120" w:line="276" w:lineRule="auto"/>
       </w:pPr>
       <w:r>
-        <w:t>Bills a period: debits the customer receivable with the total and credits rent, added-cost, tax and rounding. Added-cost lines carry an Amount Code so each cost type lands on its own account through the formula conditions.</w:t>
-      </w:r>
-    </w:p>
-    <w:p>
-      <w:pPr>
-        <w:pStyle w:val="Heading2"/>
-        <w:spacing w:before="220"/>
-      </w:pPr>
-      <w:bookmarkStart w:id="6" w:name="_Toc238663651"/>
-      <w:r>
-        <w:t>4.3 Payments &amp; Undo Payment (optimistic settlement)</w:t>
-      </w:r>
-      <w:bookmarkEnd w:id="6"/>
-    </w:p>
-    <w:p>
-      <w:pPr>
-        <w:spacing w:after="120" w:line="276" w:lineRule="auto"/>
-      </w:pPr>
-      <w:r>
-        <w:t>A customer payment (e.g. direct debit) is booked as paid and applied to the invoice from the outset — Bank against the receivable, no in-transit clearing account. Each payment carries its own payment id, so if the bank later rejects it, an Undo Payment reverses exactly that one payment and reinstates the receivable. The same pattern exists on the AP (supplier) side.</w:t>
-      </w:r>
-    </w:p>
-    <w:p>
-      <w:pPr>
-        <w:pStyle w:val="Heading2"/>
-        <w:spacing w:before="220"/>
-      </w:pPr>
-      <w:bookmarkStart w:id="7" w:name="_Toc238663652"/>
-      <w:r>
-        <w:t>4.4 Agreement Change</w:t>
-      </w:r>
-      <w:bookmarkEnd w:id="7"/>
-    </w:p>
-    <w:p>
-      <w:pPr>
-        <w:spacing w:after="120" w:line="276" w:lineRule="auto"/>
-      </w:pPr>
-      <w:r>
-        <w:t>When terms change, the agreement domain re-sends the revised recognition plan; the accounting domain undoes the affected monthly bookings and re-derives recognition forward from the new plan. Already-earned periods are left as booked.</w:t>
-      </w:r>
-    </w:p>
-    <w:p>
-      <w:pPr>
-        <w:pStyle w:val="Heading2"/>
-        <w:spacing w:before="220"/>
-      </w:pPr>
-      <w:bookmarkStart w:id="8" w:name="_Toc238663653"/>
-      <w:r>
-        <w:t>4.5 Monthly Booking — revenue recognition</w:t>
-      </w:r>
-      <w:bookmarkEnd w:id="8"/>
-    </w:p>
-    <w:p>
-      <w:pPr>
-        <w:spacing w:after="120" w:line="276" w:lineRule="auto"/>
-      </w:pPr>
-      <w:r>
-        <w:t>Recognition (earned) and invoicing (billed) are two independent timelines. Monthly Booking reconciles them into the accrued/deferred cutoff: when more has been earned than invoiced the difference is an accrued asset; when more has been invoiced than earned it is a deferred liability. It accrues-and-reverses each period so the position is always the current one. Accounts come from the entity’s Monthly Booking rules, so they can differ by ledger.</w:t>
-      </w:r>
-    </w:p>
-    <w:p>
-      <w:pPr>
-        <w:pStyle w:val="Heading2"/>
-        <w:spacing w:before="220"/>
-      </w:pPr>
-      <w:bookmarkStart w:id="9" w:name="_Toc238663654"/>
-      <w:r>
-        <w:t>4.6 Accruals</w:t>
-      </w:r>
-      <w:bookmarkEnd w:id="9"/>
-    </w:p>
-    <w:p>
-      <w:pPr>
-        <w:spacing w:after="120" w:line="276" w:lineRule="auto"/>
-      </w:pPr>
-      <w:r>
-        <w:t>For costs/income spread over time (insurance, prepaid tax, deposits) an accrual code defines the behaviour: direction (cost/income), the balance-sheet (deferral) account, and a recognition (P&amp;L) leg. The recognition account is routed by a formula’s conditions — e.g. a different P&amp;L account for Accounting Type DL vs MG. The spread length (months) comes on the message (the agreement term), so one “Insurance” code serves 6-, 12- and 36-month agreements. The total parks on the balance sheet at creation and rele</w:t>
-      </w:r>
-      <w:r>
-        <w:t>ases straight-line to P&amp;L each month; both legs carry the account dimension and customer.</w:t>
-      </w:r>
-    </w:p>
-    <w:p>
-      <w:pPr>
-        <w:pStyle w:val="Heading2"/>
-        <w:spacing w:before="220"/>
-      </w:pPr>
-      <w:bookmarkStart w:id="10" w:name="_Toc238663655"/>
-      <w:r>
-        <w:t>4.7 Termination, settlement &amp; revaluation</w:t>
-      </w:r>
-      <w:bookmarkEnd w:id="10"/>
+        <w:t>It reads top to bottom as a hierarchy of overrides:</w:t>
+      </w:r>
     </w:p>
     <w:p>
       <w:pPr>
@@ -1856,10 +1805,10 @@
           <w:b/>
           <w:bCs/>
         </w:rPr>
-        <w:t xml:space="preserve">Termination / settlement. </w:t>
-      </w:r>
-      <w:r>
-        <w:t>Termination invoicing and asset events settle the remaining position (remaining rent/interest, residual, profit/loss), routed by Term Reason and Accounting Type.</w:t>
+        <w:t xml:space="preserve">The formula account is the fallback </w:t>
+      </w:r>
+      <w:r>
+        <w:t>— used only when nothing in the conditions matches.</w:t>
       </w:r>
     </w:p>
     <w:p>
@@ -1876,22 +1825,11 @@
           <w:b/>
           <w:bCs/>
         </w:rPr>
-        <w:t xml:space="preserve">Currency revaluation. </w:t>
-      </w:r>
-      <w:r>
-        <w:t>Foreign-currency balances and transactions are revalued to the base currency; fixed-asset/depreciation postings keep their historical rate and are excluded.</w:t>
-      </w:r>
-    </w:p>
-    <w:p>
-      <w:pPr>
-        <w:pStyle w:val="Heading2"/>
-        <w:spacing w:before="220"/>
-      </w:pPr>
-      <w:bookmarkStart w:id="11" w:name="_Toc238663656"/>
-      <w:r>
-        <w:t>4.8 GL export &amp; reversals</w:t>
-      </w:r>
-      <w:bookmarkEnd w:id="11"/>
+        <w:t xml:space="preserve">A branch (top level) checks any field </w:t>
+      </w:r>
+      <w:r>
+        <w:t>— e.g. Accounting Type = DL. Branches are tried in order; a branch may carry its own account (its default) that applies to everything inside it.</w:t>
+      </w:r>
     </w:p>
     <w:p>
       <w:pPr>
@@ -1907,11 +1845,10 @@
           <w:b/>
           <w:bCs/>
         </w:rPr>
-        <w:lastRenderedPageBreak/>
-        <w:t xml:space="preserve">GL export / integration. </w:t>
-      </w:r>
-      <w:r>
-        <w:t>Booked journals are summarised and exported to the general ledger per ledger, keeping the dimensions the customer wants on each line.</w:t>
+        <w:t xml:space="preserve">An override is nested under a branch (any depth) </w:t>
+      </w:r>
+      <w:r>
+        <w:t>— e.g. Amount Code = OPC, or a further Product = CVL beneath that. When it matches, it replaces the account so far.</w:t>
       </w:r>
     </w:p>
     <w:p>
@@ -1928,10 +1865,154 @@
           <w:b/>
           <w:bCs/>
         </w:rPr>
-        <w:t xml:space="preserve">Reversals / credit. </w:t>
-      </w:r>
-      <w:r>
-        <w:t>Credit-invoicing and undo events mirror an existing journal (debit ↔ credit) rather than re-running rules, locating the original by invoice number, reference, payment id or agreement line + period.</w:t>
+        <w:t xml:space="preserve">The deepest match wins, </w:t>
+      </w:r>
+      <w:r>
+        <w:t>falling back up its ancestors: sub-level → override → branch default → formula account.</w:t>
+      </w:r>
+    </w:p>
+    <w:p>
+      <w:pPr>
+        <w:spacing w:after="120" w:line="276" w:lineRule="auto"/>
+      </w:pPr>
+      <w:r>
+        <w:t>So you configure only the exceptions. A new Amount Code needs no change — it simply falls through to the branch default (or the formula account). There is no And/Or connector; the nesting is the logic.</w:t>
+      </w:r>
+    </w:p>
+    <w:p>
+      <w:pPr>
+        <w:spacing w:after="120" w:line="276" w:lineRule="auto"/>
+      </w:pPr>
+      <w:r>
+        <w:rPr>
+          <w:b/>
+          <w:bCs/>
+        </w:rPr>
+        <w:t xml:space="preserve">Example </w:t>
+      </w:r>
+      <w:r>
+        <w:t>(formula 255 — Customer Invoice Added Cost):</w:t>
+      </w:r>
+    </w:p>
+    <w:p>
+      <w:pPr>
+        <w:shd w:val="clear" w:color="auto" w:fill="EEF4F9"/>
+        <w:spacing w:before="60"/>
+        <w:ind w:left="120" w:right="120"/>
+      </w:pPr>
+      <w:r>
+        <w:rPr>
+          <w:rFonts w:ascii="Consolas" w:eastAsia="Consolas" w:hAnsi="Consolas" w:cs="Consolas"/>
+          <w:sz w:val="18"/>
+          <w:szCs w:val="18"/>
+        </w:rPr>
+        <w:t>IF Accounting Type = DL            → EK5250   (branch default)</w:t>
+      </w:r>
+    </w:p>
+    <w:p>
+      <w:pPr>
+        <w:shd w:val="clear" w:color="auto" w:fill="EEF4F9"/>
+        <w:ind w:left="120" w:right="120"/>
+      </w:pPr>
+      <w:r>
+        <w:rPr>
+          <w:rFonts w:ascii="Consolas" w:eastAsia="Consolas" w:hAnsi="Consolas" w:cs="Consolas"/>
+          <w:sz w:val="18"/>
+          <w:szCs w:val="18"/>
+        </w:rPr>
+        <w:t xml:space="preserve">   ↳ Amount Code = IFE             → 3994</w:t>
+      </w:r>
+    </w:p>
+    <w:p>
+      <w:pPr>
+        <w:shd w:val="clear" w:color="auto" w:fill="EEF4F9"/>
+        <w:ind w:left="120" w:right="120"/>
+      </w:pPr>
+      <w:r>
+        <w:rPr>
+          <w:rFonts w:ascii="Consolas" w:eastAsia="Consolas" w:hAnsi="Consolas" w:cs="Consolas"/>
+          <w:sz w:val="18"/>
+          <w:szCs w:val="18"/>
+        </w:rPr>
+        <w:t xml:space="preserve">        ↳ Product = CVL            → 3982     (sub-level)</w:t>
+      </w:r>
+    </w:p>
+    <w:p>
+      <w:pPr>
+        <w:shd w:val="clear" w:color="auto" w:fill="EEF4F9"/>
+        <w:ind w:left="120" w:right="120"/>
+      </w:pPr>
+      <w:r>
+        <w:rPr>
+          <w:rFonts w:ascii="Consolas" w:eastAsia="Consolas" w:hAnsi="Consolas" w:cs="Consolas"/>
+          <w:sz w:val="18"/>
+          <w:szCs w:val="18"/>
+        </w:rPr>
+        <w:t xml:space="preserve">   ↳ Amount Code = OPC             → 3991</w:t>
+      </w:r>
+    </w:p>
+    <w:p>
+      <w:pPr>
+        <w:shd w:val="clear" w:color="auto" w:fill="EEF4F9"/>
+        <w:ind w:left="120" w:right="120"/>
+      </w:pPr>
+      <w:r>
+        <w:rPr>
+          <w:rFonts w:ascii="Consolas" w:eastAsia="Consolas" w:hAnsi="Consolas" w:cs="Consolas"/>
+          <w:sz w:val="18"/>
+          <w:szCs w:val="18"/>
+        </w:rPr>
+        <w:t>IF Accounting Type = MG            → 963300   (branch default)</w:t>
+      </w:r>
+    </w:p>
+    <w:p>
+      <w:pPr>
+        <w:shd w:val="clear" w:color="auto" w:fill="EEF4F9"/>
+        <w:ind w:left="120" w:right="120"/>
+      </w:pPr>
+      <w:r>
+        <w:rPr>
+          <w:rFonts w:ascii="Consolas" w:eastAsia="Consolas" w:hAnsi="Consolas" w:cs="Consolas"/>
+          <w:sz w:val="18"/>
+          <w:szCs w:val="18"/>
+        </w:rPr>
+        <w:t xml:space="preserve">   ↳ Amount Code = OPC             → 3981</w:t>
+      </w:r>
+    </w:p>
+    <w:p>
+      <w:pPr>
+        <w:shd w:val="clear" w:color="auto" w:fill="EEF4F9"/>
+        <w:ind w:left="120" w:right="120"/>
+      </w:pPr>
+      <w:r>
+        <w:rPr>
+          <w:rFonts w:ascii="Consolas" w:eastAsia="Consolas" w:hAnsi="Consolas" w:cs="Consolas"/>
+          <w:sz w:val="18"/>
+          <w:szCs w:val="18"/>
+        </w:rPr>
+        <w:t xml:space="preserve">   ↳ Amount Code = IFE             → 3984</w:t>
+      </w:r>
+    </w:p>
+    <w:p>
+      <w:pPr>
+        <w:shd w:val="clear" w:color="auto" w:fill="EEF4F9"/>
+        <w:ind w:left="120" w:right="120"/>
+      </w:pPr>
+      <w:r>
+        <w:rPr>
+          <w:rFonts w:ascii="Consolas" w:eastAsia="Consolas" w:hAnsi="Consolas" w:cs="Consolas"/>
+          <w:sz w:val="18"/>
+          <w:szCs w:val="18"/>
+        </w:rPr>
+        <w:t>OTHERWISE (no branch matches)      → 420100   (formula account)</w:t>
+      </w:r>
+    </w:p>
+    <w:p>
+      <w:pPr>
+        <w:spacing w:after="120" w:line="276" w:lineRule="auto"/>
+      </w:pPr>
+      <w:r>
+        <w:t>Reading it: a DL invoice-fee for a CVL product books to 3982 (deepest); a DL invoice fee for any other product books to 3994; a DL line with any other amount code books to EK5250; an HP line (no branch matches) books to 420100. This is maintained in the Conditions editor as this same nested tree — “add branch”, “add sub-level”, and each row shows its account.</w:t>
       </w:r>
     </w:p>
     <w:p>
@@ -1944,12 +2025,249 @@
         <w:pStyle w:val="Heading1"/>
         <w:spacing w:before="300" w:after="120"/>
       </w:pPr>
-      <w:bookmarkStart w:id="12" w:name="_Toc238663657"/>
+      <w:bookmarkStart w:id="4" w:name="_Toc238812521"/>
+      <w:r>
+        <w:lastRenderedPageBreak/>
+        <w:t>4. Business processes (the agreement lifecycle)</w:t>
+      </w:r>
+      <w:bookmarkEnd w:id="4"/>
+    </w:p>
+    <w:p>
+      <w:pPr>
+        <w:pStyle w:val="Heading2"/>
+        <w:spacing w:before="220"/>
+      </w:pPr>
+      <w:bookmarkStart w:id="5" w:name="_Toc238812522"/>
+      <w:r>
+        <w:t>4.1 Activation &amp; the recognition plan</w:t>
+      </w:r>
+      <w:bookmarkEnd w:id="5"/>
+    </w:p>
+    <w:p>
+      <w:pPr>
+        <w:spacing w:after="120" w:line="276" w:lineRule="auto"/>
+      </w:pPr>
+      <w:r>
+        <w:t>At activation the agreement domain sends the opening amounts (fixed asset value, deposit, total plan rent/amortization/interest) and the recognition plan — the per-period earning schedule for each line (one line = one asset), split into a Rent (amortization) and Interest component. The accounting domain books the activation and adopts the plan as its read-model for monthly recognition.</w:t>
+      </w:r>
+    </w:p>
+    <w:p>
+      <w:pPr>
+        <w:pStyle w:val="Heading2"/>
+        <w:spacing w:before="220"/>
+      </w:pPr>
+      <w:bookmarkStart w:id="6" w:name="_Toc238812523"/>
+      <w:r>
+        <w:t>4.2 Invoicing</w:t>
+      </w:r>
+      <w:bookmarkEnd w:id="6"/>
+    </w:p>
+    <w:p>
+      <w:pPr>
+        <w:spacing w:after="120" w:line="276" w:lineRule="auto"/>
+      </w:pPr>
+      <w:r>
+        <w:t>Bills a period: debits the customer receivable with the total and credits rent, added-cost, tax and rounding. Added-cost lines carry an Amount Code so each cost type lands on its own account through the formula conditions.</w:t>
+      </w:r>
+    </w:p>
+    <w:p>
+      <w:pPr>
+        <w:pStyle w:val="Heading2"/>
+        <w:spacing w:before="220"/>
+      </w:pPr>
+      <w:bookmarkStart w:id="7" w:name="_Toc238812524"/>
+      <w:r>
+        <w:t>4.3 Payments &amp; Undo Payment (optimistic settlement)</w:t>
+      </w:r>
+      <w:bookmarkEnd w:id="7"/>
+    </w:p>
+    <w:p>
+      <w:pPr>
+        <w:spacing w:after="120" w:line="276" w:lineRule="auto"/>
+      </w:pPr>
+      <w:r>
+        <w:t>A customer payment (e.g. direct debit) is booked as paid and applied to the invoice from the outset — Bank against the receivable, no in-transit clearing account. Each payment carries its own payment id, so if the bank later rejects it, an Undo Payment reverses exactly that one payment and reinstates the receivable. The same pattern exists on the AP (supplier) side.</w:t>
+      </w:r>
+    </w:p>
+    <w:p>
+      <w:pPr>
+        <w:pStyle w:val="Heading2"/>
+        <w:spacing w:before="220"/>
+      </w:pPr>
+      <w:bookmarkStart w:id="8" w:name="_Toc238812525"/>
+      <w:r>
+        <w:t>4.4 Agreement Change</w:t>
+      </w:r>
+      <w:bookmarkEnd w:id="8"/>
+    </w:p>
+    <w:p>
+      <w:pPr>
+        <w:spacing w:after="120" w:line="276" w:lineRule="auto"/>
+      </w:pPr>
+      <w:r>
+        <w:t>When terms change, the agreement domain re-sends the revised recognition plan; the accounting domain undoes the affected monthly bookings and re-derives recognition forward from the new plan. Already-earned periods are left as booked.</w:t>
+      </w:r>
+    </w:p>
+    <w:p>
+      <w:pPr>
+        <w:pStyle w:val="Heading2"/>
+        <w:spacing w:before="220"/>
+      </w:pPr>
+      <w:bookmarkStart w:id="9" w:name="_Toc238812526"/>
+      <w:r>
+        <w:t>4.5 Monthly Booking — revenue recognition</w:t>
+      </w:r>
+      <w:bookmarkEnd w:id="9"/>
+    </w:p>
+    <w:p>
+      <w:pPr>
+        <w:spacing w:after="120" w:line="276" w:lineRule="auto"/>
+      </w:pPr>
+      <w:r>
+        <w:t>Recognition (earned) and invoicing (billed) are two independent timelines. Monthly Booking reconciles them into the accrued/deferred cutoff: when more has been earned than invoiced the difference is an accrued asset; when more has been invoiced than earned it is a deferred liability. It accrues-and-reverses each period so the position is always the current one. Accounts come from the entity’s Monthly Booking rules, so they can differ by ledger.</w:t>
+      </w:r>
+    </w:p>
+    <w:p>
+      <w:pPr>
+        <w:pStyle w:val="Heading2"/>
+        <w:spacing w:before="220"/>
+      </w:pPr>
+      <w:bookmarkStart w:id="10" w:name="_Toc238812527"/>
+      <w:r>
+        <w:t>4.6 Accruals</w:t>
+      </w:r>
+      <w:bookmarkEnd w:id="10"/>
+    </w:p>
+    <w:p>
+      <w:pPr>
+        <w:spacing w:after="120" w:line="276" w:lineRule="auto"/>
+      </w:pPr>
+      <w:r>
+        <w:t>For costs/income spread over time (insurance, prepaid tax, deposits) an accrual code defines the behaviour: direction (cost/income), the balance-sheet (deferral) account, and a recognition (P&amp;L) leg. The recognition account is routed by a formula’s conditions — e.g. a different P&amp;L account for Accounting Type DL vs MG. The spread length (months) comes on the message (the agreement term), so one “Insurance” code serves 6-, 12- and 36-month agreements. The total parks on the balance sheet at creation and rele</w:t>
+      </w:r>
+      <w:r>
+        <w:t>ases straight-line to P&amp;L each month; both legs carry the account dimension and customer.</w:t>
+      </w:r>
+    </w:p>
+    <w:p>
+      <w:pPr>
+        <w:pStyle w:val="Heading2"/>
+        <w:spacing w:before="220"/>
+      </w:pPr>
+      <w:bookmarkStart w:id="11" w:name="_Toc238812528"/>
+      <w:r>
+        <w:t>4.7 Termination, settlement &amp; revaluation</w:t>
+      </w:r>
+      <w:bookmarkEnd w:id="11"/>
+    </w:p>
+    <w:p>
+      <w:pPr>
+        <w:pStyle w:val="ListParagraph"/>
+        <w:numPr>
+          <w:ilvl w:val="0"/>
+          <w:numId w:val="2"/>
+        </w:numPr>
+        <w:spacing w:after="60" w:line="264" w:lineRule="auto"/>
+      </w:pPr>
+      <w:r>
+        <w:rPr>
+          <w:b/>
+          <w:bCs/>
+        </w:rPr>
+        <w:t xml:space="preserve">Termination / settlement. </w:t>
+      </w:r>
+      <w:r>
+        <w:t>Termination invoicing and asset events settle the remaining position (remaining rent/interest, residual, profit/loss), routed by Term Reason and Accounting Type.</w:t>
+      </w:r>
+    </w:p>
+    <w:p>
+      <w:pPr>
+        <w:pStyle w:val="ListParagraph"/>
+        <w:numPr>
+          <w:ilvl w:val="0"/>
+          <w:numId w:val="2"/>
+        </w:numPr>
+        <w:spacing w:after="60" w:line="264" w:lineRule="auto"/>
+      </w:pPr>
+      <w:r>
+        <w:rPr>
+          <w:b/>
+          <w:bCs/>
+        </w:rPr>
+        <w:t xml:space="preserve">Currency revaluation. </w:t>
+      </w:r>
+      <w:r>
+        <w:t>Foreign-currency balances and transactions are revalued to the base currency; fixed-asset/depreciation postings keep their historical rate and are excluded.</w:t>
+      </w:r>
+    </w:p>
+    <w:p>
+      <w:pPr>
+        <w:pStyle w:val="Heading2"/>
+        <w:spacing w:before="220"/>
+      </w:pPr>
+      <w:bookmarkStart w:id="12" w:name="_Toc238812529"/>
+      <w:r>
+        <w:t>4.8 GL export &amp; reversals</w:t>
+      </w:r>
+      <w:bookmarkEnd w:id="12"/>
+    </w:p>
+    <w:p>
+      <w:pPr>
+        <w:pStyle w:val="ListParagraph"/>
+        <w:numPr>
+          <w:ilvl w:val="0"/>
+          <w:numId w:val="2"/>
+        </w:numPr>
+        <w:spacing w:after="60" w:line="264" w:lineRule="auto"/>
+      </w:pPr>
+      <w:r>
+        <w:rPr>
+          <w:b/>
+          <w:bCs/>
+        </w:rPr>
+        <w:lastRenderedPageBreak/>
+        <w:t xml:space="preserve">GL export / integration. </w:t>
+      </w:r>
+      <w:r>
+        <w:t>Booked journals are summarised and exported to the general ledger per ledger, keeping the dimensions the customer wants on each line.</w:t>
+      </w:r>
+    </w:p>
+    <w:p>
+      <w:pPr>
+        <w:pStyle w:val="ListParagraph"/>
+        <w:numPr>
+          <w:ilvl w:val="0"/>
+          <w:numId w:val="2"/>
+        </w:numPr>
+        <w:spacing w:after="60" w:line="264" w:lineRule="auto"/>
+      </w:pPr>
+      <w:r>
+        <w:rPr>
+          <w:b/>
+          <w:bCs/>
+        </w:rPr>
+        <w:t xml:space="preserve">Reversals / credit. </w:t>
+      </w:r>
+      <w:r>
+        <w:t>Credit-invoicing and undo events mirror an existing journal (debit ↔ credit) rather than re-running rules, locating the original by invoice number, reference, payment id or agreement line + period.</w:t>
+      </w:r>
+    </w:p>
+    <w:p>
+      <w:r>
+        <w:br w:type="page"/>
+      </w:r>
+    </w:p>
+    <w:p>
+      <w:pPr>
+        <w:pStyle w:val="Heading1"/>
+        <w:spacing w:before="300" w:after="120"/>
+      </w:pPr>
+      <w:bookmarkStart w:id="13" w:name="_Toc238812530"/>
       <w:r>
         <w:lastRenderedPageBreak/>
         <w:t>5. The application — screens &amp; functionality</w:t>
       </w:r>
-      <w:bookmarkEnd w:id="12"/>
+      <w:bookmarkEnd w:id="13"/>
     </w:p>
     <w:p>
       <w:pPr>
@@ -1964,11 +2282,11 @@
         <w:pStyle w:val="Heading2"/>
         <w:spacing w:before="220"/>
       </w:pPr>
-      <w:bookmarkStart w:id="13" w:name="_Toc238663658"/>
+      <w:bookmarkStart w:id="14" w:name="_Toc238812531"/>
       <w:r>
         <w:t>5.1 Dashboard (accounting cockpit)</w:t>
       </w:r>
-      <w:bookmarkEnd w:id="13"/>
+      <w:bookmarkEnd w:id="14"/>
     </w:p>
     <w:p>
       <w:pPr>
@@ -1983,11 +2301,11 @@
         <w:pStyle w:val="Heading2"/>
         <w:spacing w:before="220"/>
       </w:pPr>
-      <w:bookmarkStart w:id="14" w:name="_Toc238663659"/>
+      <w:bookmarkStart w:id="15" w:name="_Toc238812532"/>
       <w:r>
         <w:t>5.2 Legal-entity workspace</w:t>
       </w:r>
-      <w:bookmarkEnd w:id="14"/>
+      <w:bookmarkEnd w:id="15"/>
     </w:p>
     <w:tbl>
       <w:tblPr>
@@ -2553,11 +2871,11 @@
         <w:pStyle w:val="Heading2"/>
         <w:spacing w:before="220"/>
       </w:pPr>
-      <w:bookmarkStart w:id="15" w:name="_Toc238663660"/>
+      <w:bookmarkStart w:id="16" w:name="_Toc238812533"/>
       <w:r>
         <w:t>5.3 Journals</w:t>
       </w:r>
-      <w:bookmarkEnd w:id="15"/>
+      <w:bookmarkEnd w:id="16"/>
     </w:p>
     <w:tbl>
       <w:tblPr>
@@ -2979,11 +3297,11 @@
         <w:pStyle w:val="Heading2"/>
         <w:spacing w:before="220"/>
       </w:pPr>
-      <w:bookmarkStart w:id="16" w:name="_Toc238663661"/>
+      <w:bookmarkStart w:id="17" w:name="_Toc238812534"/>
       <w:r>
         <w:t>5.4 Settings &amp; Reports</w:t>
       </w:r>
-      <w:bookmarkEnd w:id="16"/>
+      <w:bookmarkEnd w:id="17"/>
     </w:p>
     <w:p>
       <w:pPr>
@@ -3030,11 +3348,11 @@
         <w:pStyle w:val="Heading1"/>
         <w:spacing w:before="300" w:after="120"/>
       </w:pPr>
-      <w:bookmarkStart w:id="17" w:name="_Toc238663662"/>
+      <w:bookmarkStart w:id="18" w:name="_Toc238812535"/>
       <w:r>
         <w:t>6. Integration &amp; message contract</w:t>
       </w:r>
-      <w:bookmarkEnd w:id="17"/>
+      <w:bookmarkEnd w:id="18"/>
     </w:p>
     <w:p>
       <w:pPr>
@@ -3130,11 +3448,11 @@
         <w:pStyle w:val="Heading1"/>
         <w:spacing w:before="300" w:after="120"/>
       </w:pPr>
-      <w:bookmarkStart w:id="18" w:name="_Toc238663663"/>
+      <w:bookmarkStart w:id="19" w:name="_Toc238812536"/>
       <w:r>
         <w:t>7. About this build (prototype notes)</w:t>
       </w:r>
-      <w:bookmarkEnd w:id="18"/>
+      <w:bookmarkEnd w:id="19"/>
     </w:p>
     <w:p>
       <w:pPr>
@@ -3172,10 +3490,10 @@
 <file path=word/numbering.xml><?xml version="1.0" encoding="utf-8"?>
 <w:numbering xmlns:wpc="http://schemas.microsoft.com/office/word/2010/wordprocessingCanvas" xmlns:cx="http://schemas.microsoft.com/office/drawing/2014/chartex" xmlns:cx1="http://schemas.microsoft.com/office/drawing/2015/9/8/chartex" xmlns:cx2="http://schemas.microsoft.com/office/drawing/2015/10/21/chartex" xmlns:cx3="http://schemas.microsoft.com/office/drawing/2016/5/9/chartex" xmlns:cx4="http://schemas.microsoft.com/office/drawing/2016/5/10/chartex" xmlns:cx5="http://schemas.microsoft.com/office/drawing/2016/5/11/chartex" xmlns:cx6="http://schemas.microsoft.com/office/drawing/2016/5/12/chartex" xmlns:cx7="http://schemas.microsoft.com/office/drawing/2016/5/13/chartex" xmlns:cx8="http://schemas.microsoft.com/office/drawing/2016/5/14/chartex" xmlns:mc="http://schemas.openxmlformats.org/markup-compatibility/2006" xmlns:aink="http://schemas.microsoft.com/office/drawing/2016/ink" xmlns:am3d="http://schemas.microsoft.com/office/drawing/2017/model3d" xmlns:o="urn:schemas-microsoft-com:office:office" xmlns:oel="http://schemas.microsoft.com/office/2019/extlst" xmlns:r="http://schemas.openxmlformats.org/officeDocument/2006/relationships" xmlns:m="http://schemas.openxmlformats.org/officeDocument/2006/math" xmlns:v="urn:schemas-microsoft-com:vml" xmlns:wp14="http://schemas.microsoft.com/office/word/2010/wordprocessingDrawing" xmlns:wp="http://schemas.openxmlformats.org/drawingml/2006/wordprocessingDrawing" xmlns:w10="urn:schemas-microsoft-com:office:word" xmlns:w="http://schemas.openxmlformats.org/wordprocessingml/2006/main" xmlns:w14="http://schemas.microsoft.com/office/word/2010/wordml" xmlns:w15="http://schemas.microsoft.com/office/word/2012/wordml" xmlns:w16cei="http://schemas.microsoft.com/office/word/2026/wordml/cei" xmlns:w16cex="http://schemas.microsoft.com/office/word/2018/wordml/cex" xmlns:w16cid="http://schemas.microsoft.com/office/word/2016/wordml/cid" xmlns:w16="http://schemas.microsoft.com/office/word/2018/wordml" xmlns:w16du="http://schemas.microsoft.com/office/word/2023/wordml/word16du" xmlns:w16sdtdh="http://schemas.microsoft.com/office/word/2020/wordml/sdtdatahash" xmlns:w16sdtfl="http://schemas.microsoft.com/office/word/2024/wordml/sdtformatlock" xmlns:w16se="http://schemas.microsoft.com/office/word/2015/wordml/symex" xmlns:wpg="http://schemas.microsoft.com/office/word/2010/wordprocessingGroup" xmlns:wpi="http://schemas.microsoft.com/office/word/2010/wordprocessingInk" xmlns:wne="http://schemas.microsoft.com/office/word/2006/wordml" xmlns:wps="http://schemas.microsoft.com/office/word/2010/wordprocessingShape" mc:Ignorable="w14 w15 w16se w16cid w16 w16cex w16sdtdh w16sdtfl w16du wp14">
   <w:abstractNum w:abstractNumId="0" w15:restartNumberingAfterBreak="0">
-    <w:nsid w:val="0E754F4E"/>
+    <w:nsid w:val="51137E88"/>
     <w:multiLevelType w:val="hybridMultilevel"/>
-    <w:tmpl w:val="771CF16E"/>
-    <w:lvl w:ilvl="0" w:tplc="BB42660A">
+    <w:tmpl w:val="D152D8DC"/>
+    <w:lvl w:ilvl="0" w:tplc="0BA88DF4">
       <w:start w:val="1"/>
       <w:numFmt w:val="bullet"/>
       <w:lvlText w:val="•"/>
@@ -3187,52 +3505,52 @@
         <w:color w:val="00395D"/>
       </w:rPr>
     </w:lvl>
-    <w:lvl w:ilvl="1" w:tplc="238E750E">
+    <w:lvl w:ilvl="1" w:tplc="61E64E28">
       <w:numFmt w:val="decimal"/>
       <w:lvlText w:val=""/>
       <w:lvlJc w:val="left"/>
     </w:lvl>
-    <w:lvl w:ilvl="2" w:tplc="F3440210">
+    <w:lvl w:ilvl="2" w:tplc="B83A108E">
       <w:numFmt w:val="decimal"/>
       <w:lvlText w:val=""/>
       <w:lvlJc w:val="left"/>
     </w:lvl>
-    <w:lvl w:ilvl="3" w:tplc="72906324">
+    <w:lvl w:ilvl="3" w:tplc="60BEDB24">
       <w:numFmt w:val="decimal"/>
       <w:lvlText w:val=""/>
       <w:lvlJc w:val="left"/>
     </w:lvl>
-    <w:lvl w:ilvl="4" w:tplc="F8BAB796">
+    <w:lvl w:ilvl="4" w:tplc="8FD8B8C6">
       <w:numFmt w:val="decimal"/>
       <w:lvlText w:val=""/>
       <w:lvlJc w:val="left"/>
     </w:lvl>
-    <w:lvl w:ilvl="5" w:tplc="62E45126">
+    <w:lvl w:ilvl="5" w:tplc="070CB88E">
       <w:numFmt w:val="decimal"/>
       <w:lvlText w:val=""/>
       <w:lvlJc w:val="left"/>
     </w:lvl>
-    <w:lvl w:ilvl="6" w:tplc="6E1A51BC">
+    <w:lvl w:ilvl="6" w:tplc="C19634CE">
       <w:numFmt w:val="decimal"/>
       <w:lvlText w:val=""/>
       <w:lvlJc w:val="left"/>
     </w:lvl>
-    <w:lvl w:ilvl="7" w:tplc="0F605A50">
+    <w:lvl w:ilvl="7" w:tplc="416AD118">
       <w:numFmt w:val="decimal"/>
       <w:lvlText w:val=""/>
       <w:lvlJc w:val="left"/>
     </w:lvl>
-    <w:lvl w:ilvl="8" w:tplc="05C49BF4">
+    <w:lvl w:ilvl="8" w:tplc="0D3651EE">
       <w:numFmt w:val="decimal"/>
       <w:lvlText w:val=""/>
       <w:lvlJc w:val="left"/>
     </w:lvl>
   </w:abstractNum>
   <w:abstractNum w:abstractNumId="1" w15:restartNumberingAfterBreak="0">
-    <w:nsid w:val="4381782B"/>
+    <w:nsid w:val="69B51520"/>
     <w:multiLevelType w:val="hybridMultilevel"/>
-    <w:tmpl w:val="91505042"/>
-    <w:lvl w:ilvl="0" w:tplc="725C9BD8">
+    <w:tmpl w:val="20D0197C"/>
+    <w:lvl w:ilvl="0" w:tplc="EDF448A6">
       <w:start w:val="1"/>
       <w:numFmt w:val="bullet"/>
       <w:lvlText w:val="●"/>
@@ -3241,7 +3559,7 @@
         <w:ind w:left="720" w:hanging="360"/>
       </w:pPr>
     </w:lvl>
-    <w:lvl w:ilvl="1" w:tplc="5296C5BE">
+    <w:lvl w:ilvl="1" w:tplc="98186AF2">
       <w:start w:val="1"/>
       <w:numFmt w:val="bullet"/>
       <w:lvlText w:val="○"/>
@@ -3250,7 +3568,7 @@
         <w:ind w:left="1440" w:hanging="360"/>
       </w:pPr>
     </w:lvl>
-    <w:lvl w:ilvl="2" w:tplc="98A45022">
+    <w:lvl w:ilvl="2" w:tplc="1D548622">
       <w:start w:val="1"/>
       <w:numFmt w:val="bullet"/>
       <w:lvlText w:val="■"/>
@@ -3259,7 +3577,7 @@
         <w:ind w:left="2160" w:hanging="360"/>
       </w:pPr>
     </w:lvl>
-    <w:lvl w:ilvl="3" w:tplc="93D86C18">
+    <w:lvl w:ilvl="3" w:tplc="52F04C8C">
       <w:start w:val="1"/>
       <w:numFmt w:val="bullet"/>
       <w:lvlText w:val="●"/>
@@ -3268,7 +3586,7 @@
         <w:ind w:left="2880" w:hanging="360"/>
       </w:pPr>
     </w:lvl>
-    <w:lvl w:ilvl="4" w:tplc="44B4340E">
+    <w:lvl w:ilvl="4" w:tplc="140ED484">
       <w:start w:val="1"/>
       <w:numFmt w:val="bullet"/>
       <w:lvlText w:val="○"/>
@@ -3277,7 +3595,7 @@
         <w:ind w:left="3600" w:hanging="360"/>
       </w:pPr>
     </w:lvl>
-    <w:lvl w:ilvl="5" w:tplc="6EBC9680">
+    <w:lvl w:ilvl="5" w:tplc="6888A54C">
       <w:start w:val="1"/>
       <w:numFmt w:val="bullet"/>
       <w:lvlText w:val="■"/>
@@ -3286,7 +3604,7 @@
         <w:ind w:left="4320" w:hanging="360"/>
       </w:pPr>
     </w:lvl>
-    <w:lvl w:ilvl="6" w:tplc="46ACC4B6">
+    <w:lvl w:ilvl="6" w:tplc="BD840928">
       <w:start w:val="1"/>
       <w:numFmt w:val="bullet"/>
       <w:lvlText w:val="●"/>
@@ -3295,7 +3613,7 @@
         <w:ind w:left="5040" w:hanging="360"/>
       </w:pPr>
     </w:lvl>
-    <w:lvl w:ilvl="7" w:tplc="3196D390">
+    <w:lvl w:ilvl="7" w:tplc="A0A2FFB4">
       <w:start w:val="1"/>
       <w:numFmt w:val="bullet"/>
       <w:lvlText w:val="●"/>
@@ -3304,7 +3622,7 @@
         <w:ind w:left="5760" w:hanging="360"/>
       </w:pPr>
     </w:lvl>
-    <w:lvl w:ilvl="8" w:tplc="C1C40E94">
+    <w:lvl w:ilvl="8" w:tplc="304C33AA">
       <w:start w:val="1"/>
       <w:numFmt w:val="bullet"/>
       <w:lvlText w:val="●"/>
@@ -3314,13 +3632,13 @@
       </w:pPr>
     </w:lvl>
   </w:abstractNum>
-  <w:num w:numId="1" w16cid:durableId="1161850944">
+  <w:num w:numId="1" w16cid:durableId="381177333">
     <w:abstractNumId w:val="1"/>
     <w:lvlOverride w:ilvl="0">
       <w:startOverride w:val="1"/>
     </w:lvlOverride>
   </w:num>
-  <w:num w:numId="2" w16cid:durableId="891111463">
+  <w:num w:numId="2" w16cid:durableId="801465987">
     <w:abstractNumId w:val="0"/>
     <w:lvlOverride w:ilvl="0">
       <w:startOverride w:val="1"/>
@@ -3939,7 +4257,7 @@
     <w:autoRedefine/>
     <w:uiPriority w:val="39"/>
     <w:unhideWhenUsed/>
-    <w:rsid w:val="00C454EC"/>
+    <w:rsid w:val="00E85E6E"/>
     <w:pPr>
       <w:spacing w:after="100"/>
     </w:pPr>
@@ -3951,7 +4269,7 @@
     <w:autoRedefine/>
     <w:uiPriority w:val="39"/>
     <w:unhideWhenUsed/>
-    <w:rsid w:val="00C454EC"/>
+    <w:rsid w:val="00E85E6E"/>
     <w:pPr>
       <w:spacing w:after="100"/>
       <w:ind w:left="210"/>
